--- a/3_curso_estrategias_digitales/unidad_1/tarea_1_mapa_conceptual/tarea_1_mapa_conceptual_marco.docx
+++ b/3_curso_estrategias_digitales/unidad_1/tarea_1_mapa_conceptual/tarea_1_mapa_conceptual_marco.docx
@@ -853,6 +853,269 @@
     </w:p>
     <w:p/>
     <w:p/>
+    <w:p>
+      <w:pPr>
+        <w:rPr>
+          <w:b/>
+          <w:bCs/>
+        </w:rPr>
+      </w:pPr>
+      <w:r>
+        <w:rPr>
+          <w:b/>
+          <w:bCs/>
+        </w:rPr>
+        <w:lastRenderedPageBreak/>
+        <w:t xml:space="preserve">Conclusiones </w:t>
+      </w:r>
+    </w:p>
+    <w:p/>
+    <w:p>
+      <w:pPr>
+        <w:rPr>
+          <w:b/>
+          <w:bCs/>
+        </w:rPr>
+      </w:pPr>
+      <w:r>
+        <w:rPr>
+          <w:b/>
+          <w:bCs/>
+        </w:rPr>
+        <w:t>1. La Accesibilidad y la Motivación como Pilares del AVA</w:t>
+      </w:r>
+    </w:p>
+    <w:p>
+      <w:r>
+        <w:t xml:space="preserve">La creación de Ambientes Virtuales de Aprendizaje (AVA) exitosos depende críticamente de la </w:t>
+      </w:r>
+      <w:r>
+        <w:rPr>
+          <w:b/>
+          <w:bCs/>
+        </w:rPr>
+        <w:t>accesibilidad</w:t>
+      </w:r>
+      <w:r>
+        <w:t xml:space="preserve"> y la </w:t>
+      </w:r>
+      <w:r>
+        <w:rPr>
+          <w:b/>
+          <w:bCs/>
+        </w:rPr>
+        <w:t>motivación</w:t>
+      </w:r>
+      <w:r>
+        <w:t xml:space="preserve">. En entornos saturados de información, es vital considerar las condiciones tecnológicas, culturales y económicas de los usuarios para evitar que estudiantes o profesores queden relegados. La motivación, por su parte, debe ser impulsada por el facilitador mediante estrategias creativas y un diálogo permanente que conforme un clima adecuado para el aprendizaje. </w:t>
+      </w:r>
+    </w:p>
+    <w:p>
+      <w:pPr>
+        <w:rPr>
+          <w:b/>
+          <w:bCs/>
+        </w:rPr>
+      </w:pPr>
+      <w:r>
+        <w:rPr>
+          <w:b/>
+          <w:bCs/>
+        </w:rPr>
+        <w:t>2. Evolución del Rol Docente y de la Tecnología</w:t>
+      </w:r>
+    </w:p>
+    <w:p>
+      <w:r>
+        <w:t xml:space="preserve">Se identifican tres categorías de ambientes de aprendizaje que marcan la evolución de la relación entre el docente y la tecnología: </w:t>
+      </w:r>
+    </w:p>
+    <w:p>
+      <w:pPr>
+        <w:numPr>
+          <w:ilvl w:val="0"/>
+          <w:numId w:val="2"/>
+        </w:numPr>
+      </w:pPr>
+      <w:r>
+        <w:rPr>
+          <w:b/>
+          <w:bCs/>
+        </w:rPr>
+        <w:t>Instrucción programada:</w:t>
+      </w:r>
+      <w:r>
+        <w:t xml:space="preserve"> El ambiente controla el aprendizaje y la tecnología actúa de forma separada al docente. </w:t>
+      </w:r>
+    </w:p>
+    <w:p>
+      <w:pPr>
+        <w:numPr>
+          <w:ilvl w:val="0"/>
+          <w:numId w:val="2"/>
+        </w:numPr>
+      </w:pPr>
+      <w:r>
+        <w:rPr>
+          <w:b/>
+          <w:bCs/>
+        </w:rPr>
+        <w:t>Instrucción adaptativa:</w:t>
+      </w:r>
+      <w:r>
+        <w:t xml:space="preserve"> Basada en teorías cognitivas, donde el docente adapta la tecnología para optimizar resultados, integrando ambos roles. </w:t>
+      </w:r>
+    </w:p>
+    <w:p>
+      <w:pPr>
+        <w:numPr>
+          <w:ilvl w:val="0"/>
+          <w:numId w:val="2"/>
+        </w:numPr>
+      </w:pPr>
+      <w:r>
+        <w:rPr>
+          <w:b/>
+          <w:bCs/>
+        </w:rPr>
+        <w:t>Enfoque constructivista:</w:t>
+      </w:r>
+      <w:r>
+        <w:t xml:space="preserve"> La tecnología sirve de soporte y guía, mientras el docente se convierte en consejero y orientador de los procesos metacognitivos del estudiante. </w:t>
+      </w:r>
+    </w:p>
+    <w:p>
+      <w:pPr>
+        <w:rPr>
+          <w:b/>
+          <w:bCs/>
+        </w:rPr>
+      </w:pPr>
+      <w:r>
+        <w:rPr>
+          <w:b/>
+          <w:bCs/>
+        </w:rPr>
+        <w:t>3. La Educación como Proceso Narrativo y Dinámico</w:t>
+      </w:r>
+    </w:p>
+    <w:p>
+      <w:r>
+        <w:t xml:space="preserve">La educación digital debe entenderse como un </w:t>
+      </w:r>
+      <w:r>
+        <w:rPr>
+          <w:b/>
+          <w:bCs/>
+        </w:rPr>
+        <w:t>proceso narrativo dinámico</w:t>
+      </w:r>
+      <w:r>
+        <w:t xml:space="preserve"> donde el estudiante es el protagonista de su propia historia y aprendizaje. Bajo esta perspectiva: </w:t>
+      </w:r>
+    </w:p>
+    <w:p>
+      <w:pPr>
+        <w:numPr>
+          <w:ilvl w:val="0"/>
+          <w:numId w:val="3"/>
+        </w:numPr>
+      </w:pPr>
+      <w:r>
+        <w:t xml:space="preserve">La acción educativa es una construcción (M II) que transforma las experiencias previas del sujeto (M I) en un nuevo horizonte de sentido (M III). </w:t>
+      </w:r>
+    </w:p>
+    <w:p>
+      <w:pPr>
+        <w:numPr>
+          <w:ilvl w:val="0"/>
+          <w:numId w:val="3"/>
+        </w:numPr>
+      </w:pPr>
+      <w:r>
+        <w:t xml:space="preserve">El rol del profesor es intervenir, dinamizar y mediar, actuando él mismo como una "historia viva" que abre el apetito por el conocimiento. </w:t>
+      </w:r>
+    </w:p>
+    <w:p>
+      <w:pPr>
+        <w:numPr>
+          <w:ilvl w:val="0"/>
+          <w:numId w:val="3"/>
+        </w:numPr>
+      </w:pPr>
+      <w:r>
+        <w:t xml:space="preserve">Se busca no solo transformar áreas cognitivas, sino integrar dimensiones afectivas, sociales y éticas. </w:t>
+      </w:r>
+    </w:p>
+    <w:p>
+      <w:pPr>
+        <w:numPr>
+          <w:ilvl w:val="0"/>
+          <w:numId w:val="3"/>
+        </w:numPr>
+      </w:pPr>
+    </w:p>
+    <w:p>
+      <w:pPr>
+        <w:rPr>
+          <w:b/>
+          <w:bCs/>
+        </w:rPr>
+      </w:pPr>
+      <w:r>
+        <w:rPr>
+          <w:b/>
+          <w:bCs/>
+        </w:rPr>
+        <w:lastRenderedPageBreak/>
+        <w:t>4. Implementación Estratégica y Diseño Instruccional</w:t>
+      </w:r>
+    </w:p>
+    <w:p>
+      <w:r>
+        <w:t xml:space="preserve">Para una virtualización efectiva de cursos, es fundamental seguir un </w:t>
+      </w:r>
+      <w:r>
+        <w:rPr>
+          <w:b/>
+          <w:bCs/>
+        </w:rPr>
+        <w:t>diseño instruccional</w:t>
+      </w:r>
+      <w:r>
+        <w:t xml:space="preserve"> riguroso que incluya fases de diagnóstico, diseño, desarrollo y validación. Modelos como el DA-AV, basados en las dimensiones del aprendizaje de Marzano, proponen que los procesos mentales (actitudes, adquisición, refinamiento y uso del conocimiento) deben trabajar de forma conjunta para que el aprendizaje sea significativo. </w:t>
+      </w:r>
+    </w:p>
+    <w:p>
+      <w:pPr>
+        <w:rPr>
+          <w:b/>
+          <w:bCs/>
+        </w:rPr>
+      </w:pPr>
+      <w:r>
+        <w:rPr>
+          <w:b/>
+          <w:bCs/>
+        </w:rPr>
+        <w:t>5. Importancia de las Herramientas Colaborativas</w:t>
+      </w:r>
+    </w:p>
+    <w:p>
+      <w:r>
+        <w:t xml:space="preserve">La innovación educativa apoyada por las TIC debe hacer especial énfasis en las </w:t>
+      </w:r>
+      <w:r>
+        <w:rPr>
+          <w:b/>
+          <w:bCs/>
+        </w:rPr>
+        <w:t>herramientas colaborativas</w:t>
+      </w:r>
+      <w:r>
+        <w:t xml:space="preserve"> y la conformación de redes educativas. Esto permite un debate constante sobre las prácticas docentes y fomenta un ambiente participativo donde los estudiantes construyen activamente su conocimiento mediante la interacción sincrónica y asincrónica. </w:t>
+      </w:r>
+    </w:p>
     <w:p/>
     <w:sectPr>
       <w:pgSz w:w="12240" w:h="15840"/>
@@ -867,9 +1130,9 @@
 <file path=word/numbering.xml><?xml version="1.0" encoding="utf-8"?>
 <w:numbering xmlns:wpc="http://schemas.microsoft.com/office/word/2010/wordprocessingCanvas" xmlns:cx="http://schemas.microsoft.com/office/drawing/2014/chartex" xmlns:cx1="http://schemas.microsoft.com/office/drawing/2015/9/8/chartex" xmlns:cx2="http://schemas.microsoft.com/office/drawing/2015/10/21/chartex" xmlns:cx3="http://schemas.microsoft.com/office/drawing/2016/5/9/chartex" xmlns:cx4="http://schemas.microsoft.com/office/drawing/2016/5/10/chartex" xmlns:cx5="http://schemas.microsoft.com/office/drawing/2016/5/11/chartex" xmlns:cx6="http://schemas.microsoft.com/office/drawing/2016/5/12/chartex" xmlns:cx7="http://schemas.microsoft.com/office/drawing/2016/5/13/chartex" xmlns:cx8="http://schemas.microsoft.com/office/drawing/2016/5/14/chartex" xmlns:mc="http://schemas.openxmlformats.org/markup-compatibility/2006" xmlns:aink="http://schemas.microsoft.com/office/drawing/2016/ink" xmlns:am3d="http://schemas.microsoft.com/office/drawing/2017/model3d" xmlns:o="urn:schemas-microsoft-com:office:office" xmlns:oel="http://schemas.microsoft.com/office/2019/extlst" xmlns:r="http://schemas.openxmlformats.org/officeDocument/2006/relationships" xmlns:m="http://schemas.openxmlformats.org/officeDocument/2006/math" xmlns:v="urn:schemas-microsoft-com:vml" xmlns:wp14="http://schemas.microsoft.com/office/word/2010/wordprocessingDrawing" xmlns:wp="http://schemas.openxmlformats.org/drawingml/2006/wordprocessingDrawing" xmlns:w10="urn:schemas-microsoft-com:office:word" xmlns:w="http://schemas.openxmlformats.org/wordprocessingml/2006/main" xmlns:w14="http://schemas.microsoft.com/office/word/2010/wordml" xmlns:w15="http://schemas.microsoft.com/office/word/2012/wordml" xmlns:w16cex="http://schemas.microsoft.com/office/word/2018/wordml/cex" xmlns:w16cid="http://schemas.microsoft.com/office/word/2016/wordml/cid" xmlns:w16="http://schemas.microsoft.com/office/word/2018/wordml" xmlns:w16du="http://schemas.microsoft.com/office/word/2023/wordml/word16du" xmlns:w16sdtdh="http://schemas.microsoft.com/office/word/2020/wordml/sdtdatahash" xmlns:w16sdtfl="http://schemas.microsoft.com/office/word/2024/wordml/sdtformatlock" xmlns:w16se="http://schemas.microsoft.com/office/word/2015/wordml/symex" xmlns:wpg="http://schemas.microsoft.com/office/word/2010/wordprocessingGroup" xmlns:wpi="http://schemas.microsoft.com/office/word/2010/wordprocessingInk" xmlns:wne="http://schemas.microsoft.com/office/word/2006/wordml" xmlns:wps="http://schemas.microsoft.com/office/word/2010/wordprocessingShape" mc:Ignorable="w14 w15 w16se w16cid w16 w16cex w16sdtdh w16sdtfl w16du wp14">
   <w:abstractNum w:abstractNumId="0" w15:restartNumberingAfterBreak="0">
-    <w:nsid w:val="49ED451E"/>
+    <w:nsid w:val="353575D5"/>
     <w:multiLevelType w:val="multilevel"/>
-    <w:tmpl w:val="B5A4DBE2"/>
+    <w:tmpl w:val="86D86FA0"/>
     <w:lvl w:ilvl="0">
       <w:start w:val="1"/>
       <w:numFmt w:val="bullet"/>
@@ -1015,8 +1278,312 @@
       </w:rPr>
     </w:lvl>
   </w:abstractNum>
+  <w:abstractNum w:abstractNumId="1" w15:restartNumberingAfterBreak="0">
+    <w:nsid w:val="3C3F7DB4"/>
+    <w:multiLevelType w:val="multilevel"/>
+    <w:tmpl w:val="519E8930"/>
+    <w:lvl w:ilvl="0">
+      <w:start w:val="1"/>
+      <w:numFmt w:val="bullet"/>
+      <w:lvlText w:val=""/>
+      <w:lvlJc w:val="left"/>
+      <w:pPr>
+        <w:tabs>
+          <w:tab w:val="num" w:pos="720"/>
+        </w:tabs>
+        <w:ind w:left="720" w:hanging="360"/>
+      </w:pPr>
+      <w:rPr>
+        <w:rFonts w:ascii="Symbol" w:hAnsi="Symbol" w:hint="default"/>
+        <w:sz w:val="20"/>
+      </w:rPr>
+    </w:lvl>
+    <w:lvl w:ilvl="1" w:tentative="1">
+      <w:start w:val="1"/>
+      <w:numFmt w:val="bullet"/>
+      <w:lvlText w:val="o"/>
+      <w:lvlJc w:val="left"/>
+      <w:pPr>
+        <w:tabs>
+          <w:tab w:val="num" w:pos="1440"/>
+        </w:tabs>
+        <w:ind w:left="1440" w:hanging="360"/>
+      </w:pPr>
+      <w:rPr>
+        <w:rFonts w:ascii="Courier New" w:hAnsi="Courier New" w:hint="default"/>
+        <w:sz w:val="20"/>
+      </w:rPr>
+    </w:lvl>
+    <w:lvl w:ilvl="2" w:tentative="1">
+      <w:start w:val="1"/>
+      <w:numFmt w:val="bullet"/>
+      <w:lvlText w:val=""/>
+      <w:lvlJc w:val="left"/>
+      <w:pPr>
+        <w:tabs>
+          <w:tab w:val="num" w:pos="2160"/>
+        </w:tabs>
+        <w:ind w:left="2160" w:hanging="360"/>
+      </w:pPr>
+      <w:rPr>
+        <w:rFonts w:ascii="Wingdings" w:hAnsi="Wingdings" w:hint="default"/>
+        <w:sz w:val="20"/>
+      </w:rPr>
+    </w:lvl>
+    <w:lvl w:ilvl="3" w:tentative="1">
+      <w:start w:val="1"/>
+      <w:numFmt w:val="bullet"/>
+      <w:lvlText w:val=""/>
+      <w:lvlJc w:val="left"/>
+      <w:pPr>
+        <w:tabs>
+          <w:tab w:val="num" w:pos="2880"/>
+        </w:tabs>
+        <w:ind w:left="2880" w:hanging="360"/>
+      </w:pPr>
+      <w:rPr>
+        <w:rFonts w:ascii="Wingdings" w:hAnsi="Wingdings" w:hint="default"/>
+        <w:sz w:val="20"/>
+      </w:rPr>
+    </w:lvl>
+    <w:lvl w:ilvl="4" w:tentative="1">
+      <w:start w:val="1"/>
+      <w:numFmt w:val="bullet"/>
+      <w:lvlText w:val=""/>
+      <w:lvlJc w:val="left"/>
+      <w:pPr>
+        <w:tabs>
+          <w:tab w:val="num" w:pos="3600"/>
+        </w:tabs>
+        <w:ind w:left="3600" w:hanging="360"/>
+      </w:pPr>
+      <w:rPr>
+        <w:rFonts w:ascii="Wingdings" w:hAnsi="Wingdings" w:hint="default"/>
+        <w:sz w:val="20"/>
+      </w:rPr>
+    </w:lvl>
+    <w:lvl w:ilvl="5" w:tentative="1">
+      <w:start w:val="1"/>
+      <w:numFmt w:val="bullet"/>
+      <w:lvlText w:val=""/>
+      <w:lvlJc w:val="left"/>
+      <w:pPr>
+        <w:tabs>
+          <w:tab w:val="num" w:pos="4320"/>
+        </w:tabs>
+        <w:ind w:left="4320" w:hanging="360"/>
+      </w:pPr>
+      <w:rPr>
+        <w:rFonts w:ascii="Wingdings" w:hAnsi="Wingdings" w:hint="default"/>
+        <w:sz w:val="20"/>
+      </w:rPr>
+    </w:lvl>
+    <w:lvl w:ilvl="6" w:tentative="1">
+      <w:start w:val="1"/>
+      <w:numFmt w:val="bullet"/>
+      <w:lvlText w:val=""/>
+      <w:lvlJc w:val="left"/>
+      <w:pPr>
+        <w:tabs>
+          <w:tab w:val="num" w:pos="5040"/>
+        </w:tabs>
+        <w:ind w:left="5040" w:hanging="360"/>
+      </w:pPr>
+      <w:rPr>
+        <w:rFonts w:ascii="Wingdings" w:hAnsi="Wingdings" w:hint="default"/>
+        <w:sz w:val="20"/>
+      </w:rPr>
+    </w:lvl>
+    <w:lvl w:ilvl="7" w:tentative="1">
+      <w:start w:val="1"/>
+      <w:numFmt w:val="bullet"/>
+      <w:lvlText w:val=""/>
+      <w:lvlJc w:val="left"/>
+      <w:pPr>
+        <w:tabs>
+          <w:tab w:val="num" w:pos="5760"/>
+        </w:tabs>
+        <w:ind w:left="5760" w:hanging="360"/>
+      </w:pPr>
+      <w:rPr>
+        <w:rFonts w:ascii="Wingdings" w:hAnsi="Wingdings" w:hint="default"/>
+        <w:sz w:val="20"/>
+      </w:rPr>
+    </w:lvl>
+    <w:lvl w:ilvl="8" w:tentative="1">
+      <w:start w:val="1"/>
+      <w:numFmt w:val="bullet"/>
+      <w:lvlText w:val=""/>
+      <w:lvlJc w:val="left"/>
+      <w:pPr>
+        <w:tabs>
+          <w:tab w:val="num" w:pos="6480"/>
+        </w:tabs>
+        <w:ind w:left="6480" w:hanging="360"/>
+      </w:pPr>
+      <w:rPr>
+        <w:rFonts w:ascii="Wingdings" w:hAnsi="Wingdings" w:hint="default"/>
+        <w:sz w:val="20"/>
+      </w:rPr>
+    </w:lvl>
+  </w:abstractNum>
+  <w:abstractNum w:abstractNumId="2" w15:restartNumberingAfterBreak="0">
+    <w:nsid w:val="49ED451E"/>
+    <w:multiLevelType w:val="multilevel"/>
+    <w:tmpl w:val="B5A4DBE2"/>
+    <w:lvl w:ilvl="0">
+      <w:start w:val="1"/>
+      <w:numFmt w:val="bullet"/>
+      <w:lvlText w:val=""/>
+      <w:lvlJc w:val="left"/>
+      <w:pPr>
+        <w:tabs>
+          <w:tab w:val="num" w:pos="720"/>
+        </w:tabs>
+        <w:ind w:left="720" w:hanging="360"/>
+      </w:pPr>
+      <w:rPr>
+        <w:rFonts w:ascii="Symbol" w:hAnsi="Symbol" w:hint="default"/>
+        <w:sz w:val="20"/>
+      </w:rPr>
+    </w:lvl>
+    <w:lvl w:ilvl="1" w:tentative="1">
+      <w:start w:val="1"/>
+      <w:numFmt w:val="bullet"/>
+      <w:lvlText w:val="o"/>
+      <w:lvlJc w:val="left"/>
+      <w:pPr>
+        <w:tabs>
+          <w:tab w:val="num" w:pos="1440"/>
+        </w:tabs>
+        <w:ind w:left="1440" w:hanging="360"/>
+      </w:pPr>
+      <w:rPr>
+        <w:rFonts w:ascii="Courier New" w:hAnsi="Courier New" w:hint="default"/>
+        <w:sz w:val="20"/>
+      </w:rPr>
+    </w:lvl>
+    <w:lvl w:ilvl="2" w:tentative="1">
+      <w:start w:val="1"/>
+      <w:numFmt w:val="bullet"/>
+      <w:lvlText w:val=""/>
+      <w:lvlJc w:val="left"/>
+      <w:pPr>
+        <w:tabs>
+          <w:tab w:val="num" w:pos="2160"/>
+        </w:tabs>
+        <w:ind w:left="2160" w:hanging="360"/>
+      </w:pPr>
+      <w:rPr>
+        <w:rFonts w:ascii="Wingdings" w:hAnsi="Wingdings" w:hint="default"/>
+        <w:sz w:val="20"/>
+      </w:rPr>
+    </w:lvl>
+    <w:lvl w:ilvl="3" w:tentative="1">
+      <w:start w:val="1"/>
+      <w:numFmt w:val="bullet"/>
+      <w:lvlText w:val=""/>
+      <w:lvlJc w:val="left"/>
+      <w:pPr>
+        <w:tabs>
+          <w:tab w:val="num" w:pos="2880"/>
+        </w:tabs>
+        <w:ind w:left="2880" w:hanging="360"/>
+      </w:pPr>
+      <w:rPr>
+        <w:rFonts w:ascii="Wingdings" w:hAnsi="Wingdings" w:hint="default"/>
+        <w:sz w:val="20"/>
+      </w:rPr>
+    </w:lvl>
+    <w:lvl w:ilvl="4" w:tentative="1">
+      <w:start w:val="1"/>
+      <w:numFmt w:val="bullet"/>
+      <w:lvlText w:val=""/>
+      <w:lvlJc w:val="left"/>
+      <w:pPr>
+        <w:tabs>
+          <w:tab w:val="num" w:pos="3600"/>
+        </w:tabs>
+        <w:ind w:left="3600" w:hanging="360"/>
+      </w:pPr>
+      <w:rPr>
+        <w:rFonts w:ascii="Wingdings" w:hAnsi="Wingdings" w:hint="default"/>
+        <w:sz w:val="20"/>
+      </w:rPr>
+    </w:lvl>
+    <w:lvl w:ilvl="5" w:tentative="1">
+      <w:start w:val="1"/>
+      <w:numFmt w:val="bullet"/>
+      <w:lvlText w:val=""/>
+      <w:lvlJc w:val="left"/>
+      <w:pPr>
+        <w:tabs>
+          <w:tab w:val="num" w:pos="4320"/>
+        </w:tabs>
+        <w:ind w:left="4320" w:hanging="360"/>
+      </w:pPr>
+      <w:rPr>
+        <w:rFonts w:ascii="Wingdings" w:hAnsi="Wingdings" w:hint="default"/>
+        <w:sz w:val="20"/>
+      </w:rPr>
+    </w:lvl>
+    <w:lvl w:ilvl="6" w:tentative="1">
+      <w:start w:val="1"/>
+      <w:numFmt w:val="bullet"/>
+      <w:lvlText w:val=""/>
+      <w:lvlJc w:val="left"/>
+      <w:pPr>
+        <w:tabs>
+          <w:tab w:val="num" w:pos="5040"/>
+        </w:tabs>
+        <w:ind w:left="5040" w:hanging="360"/>
+      </w:pPr>
+      <w:rPr>
+        <w:rFonts w:ascii="Wingdings" w:hAnsi="Wingdings" w:hint="default"/>
+        <w:sz w:val="20"/>
+      </w:rPr>
+    </w:lvl>
+    <w:lvl w:ilvl="7" w:tentative="1">
+      <w:start w:val="1"/>
+      <w:numFmt w:val="bullet"/>
+      <w:lvlText w:val=""/>
+      <w:lvlJc w:val="left"/>
+      <w:pPr>
+        <w:tabs>
+          <w:tab w:val="num" w:pos="5760"/>
+        </w:tabs>
+        <w:ind w:left="5760" w:hanging="360"/>
+      </w:pPr>
+      <w:rPr>
+        <w:rFonts w:ascii="Wingdings" w:hAnsi="Wingdings" w:hint="default"/>
+        <w:sz w:val="20"/>
+      </w:rPr>
+    </w:lvl>
+    <w:lvl w:ilvl="8" w:tentative="1">
+      <w:start w:val="1"/>
+      <w:numFmt w:val="bullet"/>
+      <w:lvlText w:val=""/>
+      <w:lvlJc w:val="left"/>
+      <w:pPr>
+        <w:tabs>
+          <w:tab w:val="num" w:pos="6480"/>
+        </w:tabs>
+        <w:ind w:left="6480" w:hanging="360"/>
+      </w:pPr>
+      <w:rPr>
+        <w:rFonts w:ascii="Wingdings" w:hAnsi="Wingdings" w:hint="default"/>
+        <w:sz w:val="20"/>
+      </w:rPr>
+    </w:lvl>
+  </w:abstractNum>
   <w:num w:numId="1" w16cid:durableId="82990379">
+    <w:abstractNumId w:val="2"/>
+  </w:num>
+  <w:num w:numId="2" w16cid:durableId="1592155700">
     <w:abstractNumId w:val="0"/>
+  </w:num>
+  <w:num w:numId="3" w16cid:durableId="993484836">
+    <w:abstractNumId w:val="1"/>
   </w:num>
 </w:numbering>
 </file>
@@ -1625,7 +2192,6 @@
   <w:style w:type="character" w:default="1" w:styleId="Fuentedeprrafopredeter">
     <w:name w:val="Default Paragraph Font"/>
     <w:uiPriority w:val="1"/>
-    <w:semiHidden/>
     <w:unhideWhenUsed/>
   </w:style>
   <w:style w:type="table" w:default="1" w:styleId="Tablanormal">
